--- a/public/print/Surat Pengambilan Barang.docx
+++ b/public/print/Surat Pengambilan Barang.docx
@@ -1,6 +1,6 @@
 
 <file path=word/document.xml><?xml version="1.0" encoding="utf-8"?>
-<w:document xmlns:wpc="http://schemas.microsoft.com/office/word/2010/wordprocessingCanvas" xmlns:cx="http://schemas.microsoft.com/office/drawing/2014/chartex" xmlns:cx1="http://schemas.microsoft.com/office/drawing/2015/9/8/chartex" xmlns:cx2="http://schemas.microsoft.com/office/drawing/2015/10/21/chartex" xmlns:cx3="http://schemas.microsoft.com/office/drawing/2016/5/9/chartex" xmlns:cx4="http://schemas.microsoft.com/office/drawing/2016/5/10/chartex" xmlns:cx5="http://schemas.microsoft.com/office/drawing/2016/5/11/chartex" xmlns:cx6="http://schemas.microsoft.com/office/drawing/2016/5/12/chartex" xmlns:cx7="http://schemas.microsoft.com/office/drawing/2016/5/13/chartex" xmlns:cx8="http://schemas.microsoft.com/office/drawing/2016/5/14/chartex" xmlns:mc="http://schemas.openxmlformats.org/markup-compatibility/2006" xmlns:aink="http://schemas.microsoft.com/office/drawing/2016/ink" xmlns:am3d="http://schemas.microsoft.com/office/drawing/2017/model3d" xmlns:o="urn:schemas-microsoft-com:office:office" xmlns:oel="http://schemas.microsoft.com/office/2019/extlst" xmlns:r="http://schemas.openxmlformats.org/officeDocument/2006/relationships" xmlns:m="http://schemas.openxmlformats.org/officeDocument/2006/math" xmlns:v="urn:schemas-microsoft-com:vml" xmlns:wp14="http://schemas.microsoft.com/office/word/2010/wordprocessingDrawing" xmlns:wp="http://schemas.openxmlformats.org/drawingml/2006/wordprocessingDrawing" xmlns:w10="urn:schemas-microsoft-com:office:word" xmlns:w="http://schemas.openxmlformats.org/wordprocessingml/2006/main" xmlns:w14="http://schemas.microsoft.com/office/word/2010/wordml" xmlns:w15="http://schemas.microsoft.com/office/word/2012/wordml" xmlns:w16cei="http://schemas.microsoft.com/office/word/2026/wordml/cei" xmlns:w16cex="http://schemas.microsoft.com/office/word/2018/wordml/cex" xmlns:w16cid="http://schemas.microsoft.com/office/word/2016/wordml/cid" xmlns:w16="http://schemas.microsoft.com/office/word/2018/wordml" xmlns:w16du="http://schemas.microsoft.com/office/word/2023/wordml/word16du" xmlns:w16sdtdh="http://schemas.microsoft.com/office/word/2020/wordml/sdtdatahash" xmlns:w16sdtfl="http://schemas.microsoft.com/office/word/2024/wordml/sdtformatlock" xmlns:w16se="http://schemas.microsoft.com/office/word/2015/wordml/symex" xmlns:wpg="http://schemas.microsoft.com/office/word/2010/wordprocessingGroup" xmlns:wpi="http://schemas.microsoft.com/office/word/2010/wordprocessingInk" xmlns:wne="http://schemas.microsoft.com/office/word/2006/wordml" xmlns:wps="http://schemas.microsoft.com/office/word/2010/wordprocessingShape" mc:Ignorable="w14 w15 w16se w16cid w16 w16cex w16sdtdh w16sdtfl w16du wp14">
+<w:document xmlns:wpc="http://schemas.microsoft.com/office/word/2010/wordprocessingCanvas" xmlns:cx="http://schemas.microsoft.com/office/drawing/2014/chartex" xmlns:cx1="http://schemas.microsoft.com/office/drawing/2015/9/8/chartex" xmlns:cx2="http://schemas.microsoft.com/office/drawing/2015/10/21/chartex" xmlns:cx3="http://schemas.microsoft.com/office/drawing/2016/5/9/chartex" xmlns:cx4="http://schemas.microsoft.com/office/drawing/2016/5/10/chartex" xmlns:cx5="http://schemas.microsoft.com/office/drawing/2016/5/11/chartex" xmlns:cx6="http://schemas.microsoft.com/office/drawing/2016/5/12/chartex" xmlns:cx7="http://schemas.microsoft.com/office/drawing/2016/5/13/chartex" xmlns:cx8="http://schemas.microsoft.com/office/drawing/2016/5/14/chartex" xmlns:mc="http://schemas.openxmlformats.org/markup-compatibility/2006" xmlns:aink="http://schemas.microsoft.com/office/drawing/2016/ink" xmlns:am3d="http://schemas.microsoft.com/office/drawing/2017/model3d" xmlns:o="urn:schemas-microsoft-com:office:office" xmlns:oel="http://schemas.microsoft.com/office/2019/extlst" xmlns:r="http://schemas.openxmlformats.org/officeDocument/2006/relationships" xmlns:m="http://schemas.openxmlformats.org/officeDocument/2006/math" xmlns:v="urn:schemas-microsoft-com:vml" xmlns:wp14="http://schemas.microsoft.com/office/word/2010/wordprocessingDrawing" xmlns:wp="http://schemas.openxmlformats.org/drawingml/2006/wordprocessingDrawing" xmlns:w10="urn:schemas-microsoft-com:office:word" xmlns:w="http://schemas.openxmlformats.org/wordprocessingml/2006/main" xmlns:w14="http://schemas.microsoft.com/office/word/2010/wordml" xmlns:w15="http://schemas.microsoft.com/office/word/2012/wordml" xmlns:w16cex="http://schemas.microsoft.com/office/word/2018/wordml/cex" xmlns:w16cid="http://schemas.microsoft.com/office/word/2016/wordml/cid" xmlns:w16="http://schemas.microsoft.com/office/word/2018/wordml" xmlns:w16du="http://schemas.microsoft.com/office/word/2023/wordml/word16du" xmlns:w16sdtdh="http://schemas.microsoft.com/office/word/2020/wordml/sdtdatahash" xmlns:w16sdtfl="http://schemas.microsoft.com/office/word/2024/wordml/sdtformatlock" xmlns:w16se="http://schemas.microsoft.com/office/word/2015/wordml/symex" xmlns:wpg="http://schemas.microsoft.com/office/word/2010/wordprocessingGroup" xmlns:wpi="http://schemas.microsoft.com/office/word/2010/wordprocessingInk" xmlns:wne="http://schemas.microsoft.com/office/word/2006/wordml" xmlns:wps="http://schemas.microsoft.com/office/word/2010/wordprocessingShape" mc:Ignorable="w14 w15 w16se w16cid w16 w16cex w16sdtdh w16sdtfl w16du wp14">
   <w:body>
     <w:p>
       <w:pPr>
@@ -151,7 +151,43 @@
                                 <w:sz w:val="22"/>
                                 <w:szCs w:val="22"/>
                               </w:rPr>
-                              <w:t xml:space="preserve">Jalan Akses Rusun Marunda Cluster D Blok </w:t>
+                              <w:t xml:space="preserve">Jalan Akses </w:t>
+                            </w:r>
+                            <w:proofErr w:type="spellStart"/>
+                            <w:r>
+                              <w:rPr>
+                                <w:rFonts w:ascii="Arial" w:hAnsi="Arial" w:cs="Arial"/>
+                                <w:sz w:val="22"/>
+                                <w:szCs w:val="22"/>
+                              </w:rPr>
+                              <w:t>Rusun</w:t>
+                            </w:r>
+                            <w:proofErr w:type="spellEnd"/>
+                            <w:r>
+                              <w:rPr>
+                                <w:rFonts w:ascii="Arial" w:hAnsi="Arial" w:cs="Arial"/>
+                                <w:sz w:val="22"/>
+                                <w:szCs w:val="22"/>
+                              </w:rPr>
+                              <w:t xml:space="preserve"> </w:t>
+                            </w:r>
+                            <w:proofErr w:type="spellStart"/>
+                            <w:r>
+                              <w:rPr>
+                                <w:rFonts w:ascii="Arial" w:hAnsi="Arial" w:cs="Arial"/>
+                                <w:sz w:val="22"/>
+                                <w:szCs w:val="22"/>
+                              </w:rPr>
+                              <w:t>Marunda</w:t>
+                            </w:r>
+                            <w:proofErr w:type="spellEnd"/>
+                            <w:r>
+                              <w:rPr>
+                                <w:rFonts w:ascii="Arial" w:hAnsi="Arial" w:cs="Arial"/>
+                                <w:sz w:val="22"/>
+                                <w:szCs w:val="22"/>
+                              </w:rPr>
+                              <w:t xml:space="preserve"> Cluster D Blok </w:t>
                             </w:r>
                             <w:r>
                               <w:rPr>
@@ -170,6 +206,7 @@
                               </w:rPr>
                               <w:t xml:space="preserve">Kel. </w:t>
                             </w:r>
+                            <w:proofErr w:type="spellStart"/>
                             <w:r>
                               <w:rPr>
                                 <w:rFonts w:ascii="Arial" w:hAnsi="Arial" w:cs="Arial"/>
@@ -177,14 +214,43 @@
                               </w:rPr>
                               <w:t>Marunda</w:t>
                             </w:r>
+                            <w:proofErr w:type="spellEnd"/>
                             <w:r>
                               <w:rPr>
                                 <w:rFonts w:ascii="Arial" w:hAnsi="Arial" w:cs="Arial"/>
                                 <w:sz w:val="22"/>
                                 <w:szCs w:val="22"/>
                               </w:rPr>
-                              <w:t xml:space="preserve"> Kec. Cilincing</w:t>
-                            </w:r>
+                              <w:t xml:space="preserve"> </w:t>
+                            </w:r>
+                            <w:proofErr w:type="spellStart"/>
+                            <w:r>
+                              <w:rPr>
+                                <w:rFonts w:ascii="Arial" w:hAnsi="Arial" w:cs="Arial"/>
+                                <w:sz w:val="22"/>
+                                <w:szCs w:val="22"/>
+                              </w:rPr>
+                              <w:t>Kec</w:t>
+                            </w:r>
+                            <w:proofErr w:type="spellEnd"/>
+                            <w:r>
+                              <w:rPr>
+                                <w:rFonts w:ascii="Arial" w:hAnsi="Arial" w:cs="Arial"/>
+                                <w:sz w:val="22"/>
+                                <w:szCs w:val="22"/>
+                              </w:rPr>
+                              <w:t xml:space="preserve">. </w:t>
+                            </w:r>
+                            <w:proofErr w:type="spellStart"/>
+                            <w:r>
+                              <w:rPr>
+                                <w:rFonts w:ascii="Arial" w:hAnsi="Arial" w:cs="Arial"/>
+                                <w:sz w:val="22"/>
+                                <w:szCs w:val="22"/>
+                              </w:rPr>
+                              <w:t>Cilincing</w:t>
+                            </w:r>
+                            <w:proofErr w:type="spellEnd"/>
                           </w:p>
                           <w:p>
                             <w:pPr>
@@ -201,8 +267,27 @@
                                 <w:sz w:val="22"/>
                                 <w:szCs w:val="22"/>
                               </w:rPr>
-                              <w:t xml:space="preserve">Phone &amp; Fax : (021) 22418292 </w:t>
-                            </w:r>
+                              <w:t xml:space="preserve">Phone &amp; </w:t>
+                            </w:r>
+                            <w:proofErr w:type="gramStart"/>
+                            <w:r>
+                              <w:rPr>
+                                <w:rFonts w:ascii="Arial" w:hAnsi="Arial" w:cs="Arial"/>
+                                <w:sz w:val="22"/>
+                                <w:szCs w:val="22"/>
+                              </w:rPr>
+                              <w:t>Fax :</w:t>
+                            </w:r>
+                            <w:proofErr w:type="gramEnd"/>
+                            <w:r>
+                              <w:rPr>
+                                <w:rFonts w:ascii="Arial" w:hAnsi="Arial" w:cs="Arial"/>
+                                <w:sz w:val="22"/>
+                                <w:szCs w:val="22"/>
+                              </w:rPr>
+                              <w:t xml:space="preserve"> (021) 22418292 </w:t>
+                            </w:r>
+                            <w:proofErr w:type="gramStart"/>
                             <w:r>
                               <w:rPr>
                                 <w:rFonts w:ascii="Arial" w:hAnsi="Arial" w:cs="Arial"/>
@@ -210,7 +295,17 @@
                                 <w:szCs w:val="22"/>
                                 <w:lang w:val="id-ID"/>
                               </w:rPr>
-                              <w:t>e-mail : uprs</w:t>
+                              <w:t>e-mail :</w:t>
+                            </w:r>
+                            <w:proofErr w:type="gramEnd"/>
+                            <w:r>
+                              <w:rPr>
+                                <w:rFonts w:ascii="Arial" w:hAnsi="Arial" w:cs="Arial"/>
+                                <w:sz w:val="22"/>
+                                <w:szCs w:val="22"/>
+                                <w:lang w:val="id-ID"/>
+                              </w:rPr>
+                              <w:t xml:space="preserve"> uprs</w:t>
                             </w:r>
                             <w:r>
                               <w:rPr>
@@ -291,7 +386,7 @@
               </wp:anchor>
             </w:drawing>
           </mc:Choice>
-          <mc:Fallback>
+          <mc:Fallback xmlns:w16cei="http://schemas.microsoft.com/office/word/2026/wordml/cei">
             <w:pict>
               <v:shapetype w14:anchorId="0DB238EB" id="_x0000_t202" coordsize="21600,21600" o:spt="202" path="m,l,21600r21600,l21600,xe">
                 <v:stroke joinstyle="miter"/>
@@ -666,7 +761,7 @@
               </wp:anchor>
             </w:drawing>
           </mc:Choice>
-          <mc:Fallback>
+          <mc:Fallback xmlns:w16cei="http://schemas.microsoft.com/office/word/2026/wordml/cei">
             <w:pict>
               <v:shape w14:anchorId="1F538BAF" id="Text Box 40" o:spid="_x0000_s1027" type="#_x0000_t202" style="position:absolute;left:0;text-align:left;margin-left:400.25pt;margin-top:4.7pt;width:116.4pt;height:21pt;z-index:251661312;visibility:visible;mso-wrap-style:square;mso-width-percent:0;mso-height-percent:0;mso-wrap-distance-left:9pt;mso-wrap-distance-top:0;mso-wrap-distance-right:9pt;mso-wrap-distance-bottom:0;mso-position-horizontal:absolute;mso-position-horizontal-relative:text;mso-position-vertical:absolute;mso-position-vertical-relative:text;mso-width-percent:0;mso-height-percent:0;mso-width-relative:page;mso-height-relative:page;v-text-anchor:top" o:gfxdata="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" filled="f" stroked="f">
                 <v:textbox>
@@ -789,7 +884,7 @@
               </wp:anchor>
             </w:drawing>
           </mc:Choice>
-          <mc:Fallback>
+          <mc:Fallback xmlns:w16cei="http://schemas.microsoft.com/office/word/2026/wordml/cei">
             <w:pict>
               <v:line w14:anchorId="416B952C" id="Line 23" o:spid="_x0000_s1026" style="position:absolute;z-index:251659264;visibility:visible;mso-wrap-style:square;mso-width-percent:0;mso-height-percent:0;mso-wrap-distance-left:9pt;mso-wrap-distance-top:-3e-5mm;mso-wrap-distance-right:9pt;mso-wrap-distance-bottom:-3e-5mm;mso-position-horizontal:absolute;mso-position-horizontal-relative:text;mso-position-vertical:absolute;mso-position-vertical-relative:text;mso-width-percent:0;mso-height-percent:0;mso-width-relative:page;mso-height-relative:page" from="-6.55pt,7pt" to="508.35pt,7pt" o:gfxdata="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" strokeweight="3pt"/>
             </w:pict>
@@ -816,12 +911,14 @@
           <w:color w:val="FFFFFF"/>
         </w:rPr>
       </w:pPr>
+      <w:proofErr w:type="gramStart"/>
       <w:r>
         <w:rPr>
           <w:rFonts w:ascii="Arial" w:hAnsi="Arial" w:cs="Arial"/>
         </w:rPr>
         <w:t>No :</w:t>
       </w:r>
+      <w:proofErr w:type="gramEnd"/>
       <w:r>
         <w:rPr>
           <w:rFonts w:ascii="Arial" w:hAnsi="Arial" w:cs="Arial"/>
@@ -956,6 +1053,7 @@
                 <w:color w:val="000000"/>
               </w:rPr>
             </w:pPr>
+            <w:proofErr w:type="spellStart"/>
             <w:r>
               <w:rPr>
                 <w:rFonts w:ascii="Arial" w:hAnsi="Arial" w:cs="Arial"/>
@@ -963,7 +1061,17 @@
                 <w:bCs/>
                 <w:color w:val="000000"/>
               </w:rPr>
-              <w:t>Uraian Nama Barang</w:t>
+              <w:t>Uraian</w:t>
+            </w:r>
+            <w:proofErr w:type="spellEnd"/>
+            <w:r>
+              <w:rPr>
+                <w:rFonts w:ascii="Arial" w:hAnsi="Arial" w:cs="Arial"/>
+                <w:b/>
+                <w:bCs/>
+                <w:color w:val="000000"/>
+              </w:rPr>
+              <w:t xml:space="preserve"> Nama Barang</w:t>
             </w:r>
           </w:p>
         </w:tc>
@@ -983,6 +1091,7 @@
                 <w:color w:val="000000"/>
               </w:rPr>
             </w:pPr>
+            <w:proofErr w:type="spellStart"/>
             <w:r>
               <w:rPr>
                 <w:rFonts w:ascii="Arial" w:hAnsi="Arial" w:cs="Arial"/>
@@ -990,7 +1099,37 @@
                 <w:bCs/>
                 <w:color w:val="000000"/>
               </w:rPr>
-              <w:t xml:space="preserve">Jumlah Permintaan </w:t>
+              <w:t>Jumlah</w:t>
+            </w:r>
+            <w:proofErr w:type="spellEnd"/>
+            <w:r>
+              <w:rPr>
+                <w:rFonts w:ascii="Arial" w:hAnsi="Arial" w:cs="Arial"/>
+                <w:b/>
+                <w:bCs/>
+                <w:color w:val="000000"/>
+              </w:rPr>
+              <w:t xml:space="preserve"> </w:t>
+            </w:r>
+            <w:proofErr w:type="spellStart"/>
+            <w:r>
+              <w:rPr>
+                <w:rFonts w:ascii="Arial" w:hAnsi="Arial" w:cs="Arial"/>
+                <w:b/>
+                <w:bCs/>
+                <w:color w:val="000000"/>
+              </w:rPr>
+              <w:t>Permintaan</w:t>
+            </w:r>
+            <w:proofErr w:type="spellEnd"/>
+            <w:r>
+              <w:rPr>
+                <w:rFonts w:ascii="Arial" w:hAnsi="Arial" w:cs="Arial"/>
+                <w:b/>
+                <w:bCs/>
+                <w:color w:val="000000"/>
+              </w:rPr>
+              <w:t xml:space="preserve"> </w:t>
             </w:r>
           </w:p>
         </w:tc>
@@ -1011,6 +1150,7 @@
                 <w:color w:val="000000"/>
               </w:rPr>
             </w:pPr>
+            <w:proofErr w:type="spellStart"/>
             <w:r>
               <w:rPr>
                 <w:rFonts w:ascii="Arial" w:hAnsi="Arial" w:cs="Arial"/>
@@ -1018,7 +1158,17 @@
                 <w:bCs/>
                 <w:color w:val="000000"/>
               </w:rPr>
-              <w:t xml:space="preserve">Keterangan </w:t>
+              <w:t>Keterangan</w:t>
+            </w:r>
+            <w:proofErr w:type="spellEnd"/>
+            <w:r>
+              <w:rPr>
+                <w:rFonts w:ascii="Arial" w:hAnsi="Arial" w:cs="Arial"/>
+                <w:b/>
+                <w:bCs/>
+                <w:color w:val="000000"/>
+              </w:rPr>
+              <w:t xml:space="preserve"> </w:t>
             </w:r>
           </w:p>
         </w:tc>
@@ -1071,7 +1221,25 @@
                 <w:color w:val="000000"/>
                 <w:lang w:val="en-ID"/>
               </w:rPr>
-              <w:t>{nama_barang}</w:t>
+              <w:t>{</w:t>
+            </w:r>
+            <w:proofErr w:type="spellStart"/>
+            <w:r>
+              <w:rPr>
+                <w:rFonts w:ascii="Arial" w:hAnsi="Arial" w:cs="Arial"/>
+                <w:color w:val="000000"/>
+                <w:lang w:val="en-ID"/>
+              </w:rPr>
+              <w:t>nama_barang</w:t>
+            </w:r>
+            <w:proofErr w:type="spellEnd"/>
+            <w:r>
+              <w:rPr>
+                <w:rFonts w:ascii="Arial" w:hAnsi="Arial" w:cs="Arial"/>
+                <w:color w:val="000000"/>
+                <w:lang w:val="en-ID"/>
+              </w:rPr>
+              <w:t>}</w:t>
             </w:r>
           </w:p>
         </w:tc>
@@ -1121,7 +1289,25 @@
                 <w:color w:val="000000"/>
                 <w:lang w:val="en-ID"/>
               </w:rPr>
-              <w:t>{keterangan}</w:t>
+              <w:t>{</w:t>
+            </w:r>
+            <w:proofErr w:type="spellStart"/>
+            <w:r>
+              <w:rPr>
+                <w:rFonts w:ascii="Arial" w:hAnsi="Arial" w:cs="Arial"/>
+                <w:color w:val="000000"/>
+                <w:lang w:val="en-ID"/>
+              </w:rPr>
+              <w:t>keterangan</w:t>
+            </w:r>
+            <w:proofErr w:type="spellEnd"/>
+            <w:r>
+              <w:rPr>
+                <w:rFonts w:ascii="Arial" w:hAnsi="Arial" w:cs="Arial"/>
+                <w:color w:val="000000"/>
+                <w:lang w:val="en-ID"/>
+              </w:rPr>
+              <w:t>}</w:t>
             </w:r>
           </w:p>
         </w:tc>
@@ -1173,7 +1359,25 @@
                 <w:color w:val="000000"/>
                 <w:lang w:val="en-ID"/>
               </w:rPr>
-              <w:t>{nama_barang}</w:t>
+              <w:t>{</w:t>
+            </w:r>
+            <w:proofErr w:type="spellStart"/>
+            <w:r>
+              <w:rPr>
+                <w:rFonts w:ascii="Arial" w:hAnsi="Arial" w:cs="Arial"/>
+                <w:color w:val="000000"/>
+                <w:lang w:val="en-ID"/>
+              </w:rPr>
+              <w:t>nama_barang</w:t>
+            </w:r>
+            <w:proofErr w:type="spellEnd"/>
+            <w:r>
+              <w:rPr>
+                <w:rFonts w:ascii="Arial" w:hAnsi="Arial" w:cs="Arial"/>
+                <w:color w:val="000000"/>
+                <w:lang w:val="en-ID"/>
+              </w:rPr>
+              <w:t>}</w:t>
             </w:r>
           </w:p>
         </w:tc>
@@ -1218,7 +1422,25 @@
                 <w:color w:val="000000"/>
                 <w:lang w:val="en-ID"/>
               </w:rPr>
-              <w:t>{keterangan}</w:t>
+              <w:t>{</w:t>
+            </w:r>
+            <w:proofErr w:type="spellStart"/>
+            <w:r>
+              <w:rPr>
+                <w:rFonts w:ascii="Arial" w:hAnsi="Arial" w:cs="Arial"/>
+                <w:color w:val="000000"/>
+                <w:lang w:val="en-ID"/>
+              </w:rPr>
+              <w:t>keterangan</w:t>
+            </w:r>
+            <w:proofErr w:type="spellEnd"/>
+            <w:r>
+              <w:rPr>
+                <w:rFonts w:ascii="Arial" w:hAnsi="Arial" w:cs="Arial"/>
+                <w:color w:val="000000"/>
+                <w:lang w:val="en-ID"/>
+              </w:rPr>
+              <w:t>}</w:t>
             </w:r>
           </w:p>
         </w:tc>
@@ -1327,14 +1549,55 @@
                                 <w:rFonts w:ascii="Arial" w:hAnsi="Arial" w:cs="Arial"/>
                                 <w:lang w:val="en-ID"/>
                               </w:rPr>
-                              <w:t>{tanggal</w:t>
-                            </w:r>
+                              <w:t>{</w:t>
+                            </w:r>
+                            <w:proofErr w:type="spellStart"/>
                             <w:r>
                               <w:rPr>
                                 <w:rFonts w:ascii="Arial" w:hAnsi="Arial" w:cs="Arial"/>
                                 <w:lang w:val="en-ID"/>
                               </w:rPr>
-                              <w:t>, bulan, tahun}</w:t>
+                              <w:t>tanggal</w:t>
+                            </w:r>
+                            <w:proofErr w:type="spellEnd"/>
+                            <w:r>
+                              <w:rPr>
+                                <w:rFonts w:ascii="Arial" w:hAnsi="Arial" w:cs="Arial"/>
+                                <w:lang w:val="en-ID"/>
+                              </w:rPr>
+                              <w:t xml:space="preserve">, </w:t>
+                            </w:r>
+                            <w:proofErr w:type="spellStart"/>
+                            <w:r>
+                              <w:rPr>
+                                <w:rFonts w:ascii="Arial" w:hAnsi="Arial" w:cs="Arial"/>
+                                <w:lang w:val="en-ID"/>
+                              </w:rPr>
+                              <w:t>bulan</w:t>
+                            </w:r>
+                            <w:proofErr w:type="spellEnd"/>
+                            <w:r>
+                              <w:rPr>
+                                <w:rFonts w:ascii="Arial" w:hAnsi="Arial" w:cs="Arial"/>
+                                <w:lang w:val="en-ID"/>
+                              </w:rPr>
+                              <w:t xml:space="preserve">, </w:t>
+                            </w:r>
+                            <w:proofErr w:type="spellStart"/>
+                            <w:r>
+                              <w:rPr>
+                                <w:rFonts w:ascii="Arial" w:hAnsi="Arial" w:cs="Arial"/>
+                                <w:lang w:val="en-ID"/>
+                              </w:rPr>
+                              <w:t>tahun</w:t>
+                            </w:r>
+                            <w:proofErr w:type="spellEnd"/>
+                            <w:r>
+                              <w:rPr>
+                                <w:rFonts w:ascii="Arial" w:hAnsi="Arial" w:cs="Arial"/>
+                                <w:lang w:val="en-ID"/>
+                              </w:rPr>
+                              <w:t>}</w:t>
                             </w:r>
                           </w:p>
                           <w:p>
@@ -1439,7 +1702,23 @@
                                 <w:rFonts w:ascii="Arial" w:hAnsi="Arial" w:cs="Arial"/>
                                 <w:lang w:val="en-ID"/>
                               </w:rPr>
-                              <w:t>{nama_pemohon}</w:t>
+                              <w:t>{</w:t>
+                            </w:r>
+                            <w:proofErr w:type="spellStart"/>
+                            <w:r>
+                              <w:rPr>
+                                <w:rFonts w:ascii="Arial" w:hAnsi="Arial" w:cs="Arial"/>
+                                <w:lang w:val="en-ID"/>
+                              </w:rPr>
+                              <w:t>nama_pemohon</w:t>
+                            </w:r>
+                            <w:proofErr w:type="spellEnd"/>
+                            <w:r>
+                              <w:rPr>
+                                <w:rFonts w:ascii="Arial" w:hAnsi="Arial" w:cs="Arial"/>
+                                <w:lang w:val="en-ID"/>
+                              </w:rPr>
+                              <w:t>}</w:t>
                             </w:r>
                           </w:p>
                           <w:p/>
@@ -1460,7 +1739,7 @@
               </wp:anchor>
             </w:drawing>
           </mc:Choice>
-          <mc:Fallback>
+          <mc:Fallback xmlns:w16cei="http://schemas.microsoft.com/office/word/2026/wordml/cei">
             <w:pict>
               <v:shapetype w14:anchorId="0DB238F3" id="_x0000_t202" coordsize="21600,21600" o:spt="202" path="m,l,21600r21600,l21600,xe">
                 <v:stroke joinstyle="miter"/>
@@ -1778,6 +2057,7 @@
                               </w:rPr>
                               <w:t>{</w:t>
                             </w:r>
+                            <w:proofErr w:type="spellStart"/>
                             <w:r>
                               <w:rPr>
                                 <w:rFonts w:ascii="Arial" w:hAnsi="Arial" w:cs="Arial"/>
@@ -1790,7 +2070,15 @@
                                 <w:rFonts w:ascii="Arial" w:hAnsi="Arial" w:cs="Arial"/>
                                 <w:lang w:val="en-ID"/>
                               </w:rPr>
-                              <w:t>jer}</w:t>
+                              <w:t>jer</w:t>
+                            </w:r>
+                            <w:proofErr w:type="spellEnd"/>
+                            <w:r>
+                              <w:rPr>
+                                <w:rFonts w:ascii="Arial" w:hAnsi="Arial" w:cs="Arial"/>
+                                <w:lang w:val="en-ID"/>
+                              </w:rPr>
+                              <w:t>}</w:t>
                             </w:r>
                           </w:p>
                           <w:p>
@@ -1820,12 +2108,21 @@
                               </w:rPr>
                               <w:t>{</w:t>
                             </w:r>
+                            <w:proofErr w:type="spellStart"/>
                             <w:r>
                               <w:rPr>
                                 <w:rFonts w:ascii="Arial" w:hAnsi="Arial" w:cs="Arial"/>
                                 <w:lang w:val="en-ID"/>
                               </w:rPr>
-                              <w:t>nip_manajer}</w:t>
+                              <w:t>nip_manajer</w:t>
+                            </w:r>
+                            <w:proofErr w:type="spellEnd"/>
+                            <w:r>
+                              <w:rPr>
+                                <w:rFonts w:ascii="Arial" w:hAnsi="Arial" w:cs="Arial"/>
+                                <w:lang w:val="en-ID"/>
+                              </w:rPr>
+                              <w:t>}</w:t>
                             </w:r>
                           </w:p>
                         </w:txbxContent>
@@ -1845,7 +2142,7 @@
               </wp:anchor>
             </w:drawing>
           </mc:Choice>
-          <mc:Fallback>
+          <mc:Fallback xmlns:w16cei="http://schemas.microsoft.com/office/word/2026/wordml/cei">
             <w:pict>
               <v:shape w14:anchorId="0DB238F5" id="Text Box 13" o:spid="_x0000_s1029" type="#_x0000_t202" style="position:absolute;left:0;text-align:left;margin-left:31.95pt;margin-top:234pt;width:210.25pt;height:173.6pt;z-index:251668480;visibility:visible;mso-wrap-style:square;mso-width-percent:0;mso-height-percent:0;mso-wrap-distance-left:9pt;mso-wrap-distance-top:3.6pt;mso-wrap-distance-right:9pt;mso-wrap-distance-bottom:3.6pt;mso-position-horizontal:absolute;mso-position-horizontal-relative:text;mso-position-vertical:absolute;mso-position-vertical-relative:text;mso-width-percent:0;mso-height-percent:0;mso-width-relative:margin;mso-height-relative:margin;v-text-anchor:top" o:gfxdata="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" stroked="f">
                 <v:textbox>
@@ -2203,7 +2500,43 @@
                                 <w:sz w:val="22"/>
                                 <w:szCs w:val="22"/>
                               </w:rPr>
-                              <w:t xml:space="preserve">Jalan Akses Rusun Marunda Cluster D Blok </w:t>
+                              <w:t xml:space="preserve">Jalan Akses </w:t>
+                            </w:r>
+                            <w:proofErr w:type="spellStart"/>
+                            <w:r>
+                              <w:rPr>
+                                <w:rFonts w:ascii="Arial" w:hAnsi="Arial" w:cs="Arial"/>
+                                <w:sz w:val="22"/>
+                                <w:szCs w:val="22"/>
+                              </w:rPr>
+                              <w:t>Rusun</w:t>
+                            </w:r>
+                            <w:proofErr w:type="spellEnd"/>
+                            <w:r>
+                              <w:rPr>
+                                <w:rFonts w:ascii="Arial" w:hAnsi="Arial" w:cs="Arial"/>
+                                <w:sz w:val="22"/>
+                                <w:szCs w:val="22"/>
+                              </w:rPr>
+                              <w:t xml:space="preserve"> </w:t>
+                            </w:r>
+                            <w:proofErr w:type="spellStart"/>
+                            <w:r>
+                              <w:rPr>
+                                <w:rFonts w:ascii="Arial" w:hAnsi="Arial" w:cs="Arial"/>
+                                <w:sz w:val="22"/>
+                                <w:szCs w:val="22"/>
+                              </w:rPr>
+                              <w:t>Marunda</w:t>
+                            </w:r>
+                            <w:proofErr w:type="spellEnd"/>
+                            <w:r>
+                              <w:rPr>
+                                <w:rFonts w:ascii="Arial" w:hAnsi="Arial" w:cs="Arial"/>
+                                <w:sz w:val="22"/>
+                                <w:szCs w:val="22"/>
+                              </w:rPr>
+                              <w:t xml:space="preserve"> Cluster D Blok </w:t>
                             </w:r>
                             <w:r>
                               <w:rPr>
@@ -2222,6 +2555,7 @@
                               </w:rPr>
                               <w:t xml:space="preserve">Kel. </w:t>
                             </w:r>
+                            <w:proofErr w:type="spellStart"/>
                             <w:r>
                               <w:rPr>
                                 <w:rFonts w:ascii="Arial" w:hAnsi="Arial" w:cs="Arial"/>
@@ -2229,14 +2563,43 @@
                               </w:rPr>
                               <w:t>Marunda</w:t>
                             </w:r>
+                            <w:proofErr w:type="spellEnd"/>
                             <w:r>
                               <w:rPr>
                                 <w:rFonts w:ascii="Arial" w:hAnsi="Arial" w:cs="Arial"/>
                                 <w:sz w:val="22"/>
                                 <w:szCs w:val="22"/>
                               </w:rPr>
-                              <w:t xml:space="preserve"> Kec. Cilincing</w:t>
-                            </w:r>
+                              <w:t xml:space="preserve"> </w:t>
+                            </w:r>
+                            <w:proofErr w:type="spellStart"/>
+                            <w:r>
+                              <w:rPr>
+                                <w:rFonts w:ascii="Arial" w:hAnsi="Arial" w:cs="Arial"/>
+                                <w:sz w:val="22"/>
+                                <w:szCs w:val="22"/>
+                              </w:rPr>
+                              <w:t>Kec</w:t>
+                            </w:r>
+                            <w:proofErr w:type="spellEnd"/>
+                            <w:r>
+                              <w:rPr>
+                                <w:rFonts w:ascii="Arial" w:hAnsi="Arial" w:cs="Arial"/>
+                                <w:sz w:val="22"/>
+                                <w:szCs w:val="22"/>
+                              </w:rPr>
+                              <w:t xml:space="preserve">. </w:t>
+                            </w:r>
+                            <w:proofErr w:type="spellStart"/>
+                            <w:r>
+                              <w:rPr>
+                                <w:rFonts w:ascii="Arial" w:hAnsi="Arial" w:cs="Arial"/>
+                                <w:sz w:val="22"/>
+                                <w:szCs w:val="22"/>
+                              </w:rPr>
+                              <w:t>Cilincing</w:t>
+                            </w:r>
+                            <w:proofErr w:type="spellEnd"/>
                           </w:p>
                           <w:p>
                             <w:pPr>
@@ -2253,8 +2616,27 @@
                                 <w:sz w:val="22"/>
                                 <w:szCs w:val="22"/>
                               </w:rPr>
-                              <w:t xml:space="preserve">Phone &amp; Fax : (021) 22418292 </w:t>
-                            </w:r>
+                              <w:t xml:space="preserve">Phone &amp; </w:t>
+                            </w:r>
+                            <w:proofErr w:type="gramStart"/>
+                            <w:r>
+                              <w:rPr>
+                                <w:rFonts w:ascii="Arial" w:hAnsi="Arial" w:cs="Arial"/>
+                                <w:sz w:val="22"/>
+                                <w:szCs w:val="22"/>
+                              </w:rPr>
+                              <w:t>Fax :</w:t>
+                            </w:r>
+                            <w:proofErr w:type="gramEnd"/>
+                            <w:r>
+                              <w:rPr>
+                                <w:rFonts w:ascii="Arial" w:hAnsi="Arial" w:cs="Arial"/>
+                                <w:sz w:val="22"/>
+                                <w:szCs w:val="22"/>
+                              </w:rPr>
+                              <w:t xml:space="preserve"> (021) 22418292 </w:t>
+                            </w:r>
+                            <w:proofErr w:type="gramStart"/>
                             <w:r>
                               <w:rPr>
                                 <w:rFonts w:ascii="Arial" w:hAnsi="Arial" w:cs="Arial"/>
@@ -2262,7 +2644,17 @@
                                 <w:szCs w:val="22"/>
                                 <w:lang w:val="id-ID"/>
                               </w:rPr>
-                              <w:t>e-mail : uprs</w:t>
+                              <w:t>e-mail :</w:t>
+                            </w:r>
+                            <w:proofErr w:type="gramEnd"/>
+                            <w:r>
+                              <w:rPr>
+                                <w:rFonts w:ascii="Arial" w:hAnsi="Arial" w:cs="Arial"/>
+                                <w:sz w:val="22"/>
+                                <w:szCs w:val="22"/>
+                                <w:lang w:val="id-ID"/>
+                              </w:rPr>
+                              <w:t xml:space="preserve"> uprs</w:t>
                             </w:r>
                             <w:r>
                               <w:rPr>
@@ -2343,7 +2735,7 @@
               </wp:anchor>
             </w:drawing>
           </mc:Choice>
-          <mc:Fallback>
+          <mc:Fallback xmlns:w16cei="http://schemas.microsoft.com/office/word/2026/wordml/cei">
             <w:pict>
               <v:shape w14:anchorId="10910FF1" id="_x0000_s1030" type="#_x0000_t202" style="position:absolute;left:0;text-align:left;margin-left:62.15pt;margin-top:-4.65pt;width:446.25pt;height:109.5pt;z-index:251662336;visibility:visible;mso-wrap-style:square;mso-width-percent:0;mso-height-percent:0;mso-wrap-distance-left:9pt;mso-wrap-distance-top:0;mso-wrap-distance-right:9pt;mso-wrap-distance-bottom:0;mso-position-horizontal:absolute;mso-position-horizontal-relative:text;mso-position-vertical:absolute;mso-position-vertical-relative:text;mso-width-percent:0;mso-height-percent:0;mso-width-relative:page;mso-height-relative:page;v-text-anchor:top" o:gfxdata="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" filled="f" stroked="f">
                 <v:textbox>
@@ -2741,7 +3133,7 @@
               </wp:anchor>
             </w:drawing>
           </mc:Choice>
-          <mc:Fallback>
+          <mc:Fallback xmlns:w16cei="http://schemas.microsoft.com/office/word/2026/wordml/cei">
             <w:pict>
               <v:shape w14:anchorId="3F180491" id="_x0000_s1031" type="#_x0000_t202" style="position:absolute;left:0;text-align:left;margin-left:400.25pt;margin-top:4.7pt;width:116.4pt;height:21pt;z-index:251663360;visibility:visible;mso-wrap-style:square;mso-width-percent:0;mso-height-percent:0;mso-wrap-distance-left:9pt;mso-wrap-distance-top:0;mso-wrap-distance-right:9pt;mso-wrap-distance-bottom:0;mso-position-horizontal:absolute;mso-position-horizontal-relative:text;mso-position-vertical:absolute;mso-position-vertical-relative:text;mso-width-percent:0;mso-height-percent:0;mso-width-relative:page;mso-height-relative:page;v-text-anchor:top" o:gfxdata="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" filled="f" stroked="f">
                 <v:textbox>
@@ -2868,7 +3260,7 @@
               </wp:anchor>
             </w:drawing>
           </mc:Choice>
-          <mc:Fallback>
+          <mc:Fallback xmlns:w16cei="http://schemas.microsoft.com/office/word/2026/wordml/cei">
             <w:pict>
               <v:line w14:anchorId="0F94CE0C" id="Line 23" o:spid="_x0000_s1026" style="position:absolute;z-index:251664384;visibility:visible;mso-wrap-style:square;mso-width-percent:0;mso-height-percent:0;mso-wrap-distance-left:9pt;mso-wrap-distance-top:-3e-5mm;mso-wrap-distance-right:9pt;mso-wrap-distance-bottom:-3e-5mm;mso-position-horizontal:absolute;mso-position-horizontal-relative:text;mso-position-vertical:absolute;mso-position-vertical-relative:text;mso-width-percent:0;mso-height-percent:0;mso-width-relative:page;mso-height-relative:page" from="-3pt,6.7pt" to="511.9pt,6.7pt" o:gfxdata="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" strokeweight="3pt"/>
             </w:pict>
@@ -3262,7 +3654,6 @@
         <w:tabs>
           <w:tab w:val="left" w:pos="6096"/>
         </w:tabs>
-        <w:jc w:val="both"/>
         <w:rPr>
           <w:rFonts w:ascii="Arial" w:hAnsi="Arial" w:cs="Arial"/>
           <w:lang w:val="id-ID"/>
@@ -3287,7 +3678,23 @@
           <w:rFonts w:ascii="Arial" w:hAnsi="Arial" w:cs="Arial"/>
           <w:lang w:val="en-ID"/>
         </w:rPr>
-        <w:t>Liman</w:t>
+        <w:t>{</w:t>
+      </w:r>
+      <w:proofErr w:type="spellStart"/>
+      <w:r>
+        <w:rPr>
+          <w:rFonts w:ascii="Arial" w:hAnsi="Arial" w:cs="Arial"/>
+          <w:lang w:val="en-ID"/>
+        </w:rPr>
+        <w:t>nama_pemohon</w:t>
+      </w:r>
+      <w:proofErr w:type="spellEnd"/>
+      <w:r>
+        <w:rPr>
+          <w:rFonts w:ascii="Arial" w:hAnsi="Arial" w:cs="Arial"/>
+          <w:lang w:val="en-ID"/>
+        </w:rPr>
+        <w:t>}</w:t>
       </w:r>
       <w:r>
         <w:rPr>
@@ -3495,6 +3902,7 @@
                 <w:color w:val="000000"/>
               </w:rPr>
             </w:pPr>
+            <w:proofErr w:type="spellStart"/>
             <w:r>
               <w:rPr>
                 <w:rFonts w:ascii="Arial" w:hAnsi="Arial" w:cs="Arial"/>
@@ -3502,7 +3910,17 @@
                 <w:bCs/>
                 <w:color w:val="000000"/>
               </w:rPr>
-              <w:t>Uraian Nama Barang</w:t>
+              <w:t>Uraian</w:t>
+            </w:r>
+            <w:proofErr w:type="spellEnd"/>
+            <w:r>
+              <w:rPr>
+                <w:rFonts w:ascii="Arial" w:hAnsi="Arial" w:cs="Arial"/>
+                <w:b/>
+                <w:bCs/>
+                <w:color w:val="000000"/>
+              </w:rPr>
+              <w:t xml:space="preserve"> Nama Barang</w:t>
             </w:r>
           </w:p>
         </w:tc>
@@ -3522,6 +3940,7 @@
                 <w:color w:val="000000"/>
               </w:rPr>
             </w:pPr>
+            <w:proofErr w:type="spellStart"/>
             <w:r>
               <w:rPr>
                 <w:rFonts w:ascii="Arial" w:hAnsi="Arial" w:cs="Arial"/>
@@ -3529,7 +3948,37 @@
                 <w:bCs/>
                 <w:color w:val="000000"/>
               </w:rPr>
-              <w:t xml:space="preserve">Jumlah Permintaan </w:t>
+              <w:t>Jumlah</w:t>
+            </w:r>
+            <w:proofErr w:type="spellEnd"/>
+            <w:r>
+              <w:rPr>
+                <w:rFonts w:ascii="Arial" w:hAnsi="Arial" w:cs="Arial"/>
+                <w:b/>
+                <w:bCs/>
+                <w:color w:val="000000"/>
+              </w:rPr>
+              <w:t xml:space="preserve"> </w:t>
+            </w:r>
+            <w:proofErr w:type="spellStart"/>
+            <w:r>
+              <w:rPr>
+                <w:rFonts w:ascii="Arial" w:hAnsi="Arial" w:cs="Arial"/>
+                <w:b/>
+                <w:bCs/>
+                <w:color w:val="000000"/>
+              </w:rPr>
+              <w:t>Permintaan</w:t>
+            </w:r>
+            <w:proofErr w:type="spellEnd"/>
+            <w:r>
+              <w:rPr>
+                <w:rFonts w:ascii="Arial" w:hAnsi="Arial" w:cs="Arial"/>
+                <w:b/>
+                <w:bCs/>
+                <w:color w:val="000000"/>
+              </w:rPr>
+              <w:t xml:space="preserve"> </w:t>
             </w:r>
           </w:p>
         </w:tc>
@@ -3550,6 +3999,7 @@
                 <w:color w:val="000000"/>
               </w:rPr>
             </w:pPr>
+            <w:proofErr w:type="spellStart"/>
             <w:r>
               <w:rPr>
                 <w:rFonts w:ascii="Arial" w:hAnsi="Arial" w:cs="Arial"/>
@@ -3557,7 +4007,17 @@
                 <w:bCs/>
                 <w:color w:val="000000"/>
               </w:rPr>
-              <w:t xml:space="preserve">Keterangan </w:t>
+              <w:t>Keterangan</w:t>
+            </w:r>
+            <w:proofErr w:type="spellEnd"/>
+            <w:r>
+              <w:rPr>
+                <w:rFonts w:ascii="Arial" w:hAnsi="Arial" w:cs="Arial"/>
+                <w:b/>
+                <w:bCs/>
+                <w:color w:val="000000"/>
+              </w:rPr>
+              <w:t xml:space="preserve"> </w:t>
             </w:r>
           </w:p>
         </w:tc>
@@ -3611,7 +4071,25 @@
                 <w:color w:val="000000"/>
                 <w:lang w:val="en-ID"/>
               </w:rPr>
-              <w:t>{nama_barang}</w:t>
+              <w:t>{</w:t>
+            </w:r>
+            <w:proofErr w:type="spellStart"/>
+            <w:r>
+              <w:rPr>
+                <w:rFonts w:ascii="Arial" w:hAnsi="Arial" w:cs="Arial"/>
+                <w:color w:val="000000"/>
+                <w:lang w:val="en-ID"/>
+              </w:rPr>
+              <w:t>nama_barang</w:t>
+            </w:r>
+            <w:proofErr w:type="spellEnd"/>
+            <w:r>
+              <w:rPr>
+                <w:rFonts w:ascii="Arial" w:hAnsi="Arial" w:cs="Arial"/>
+                <w:color w:val="000000"/>
+                <w:lang w:val="en-ID"/>
+              </w:rPr>
+              <w:t>}</w:t>
             </w:r>
           </w:p>
         </w:tc>
@@ -3663,7 +4141,25 @@
                 <w:color w:val="000000"/>
                 <w:lang w:val="en-ID"/>
               </w:rPr>
-              <w:t>{keterangan}</w:t>
+              <w:t>{</w:t>
+            </w:r>
+            <w:proofErr w:type="spellStart"/>
+            <w:r>
+              <w:rPr>
+                <w:rFonts w:ascii="Arial" w:hAnsi="Arial" w:cs="Arial"/>
+                <w:color w:val="000000"/>
+                <w:lang w:val="en-ID"/>
+              </w:rPr>
+              <w:t>keterangan</w:t>
+            </w:r>
+            <w:proofErr w:type="spellEnd"/>
+            <w:r>
+              <w:rPr>
+                <w:rFonts w:ascii="Arial" w:hAnsi="Arial" w:cs="Arial"/>
+                <w:color w:val="000000"/>
+                <w:lang w:val="en-ID"/>
+              </w:rPr>
+              <w:t>}</w:t>
             </w:r>
           </w:p>
         </w:tc>
@@ -3715,7 +4211,25 @@
                 <w:color w:val="000000"/>
                 <w:lang w:val="en-ID"/>
               </w:rPr>
-              <w:t>{nama_barang}</w:t>
+              <w:t>{</w:t>
+            </w:r>
+            <w:proofErr w:type="spellStart"/>
+            <w:r>
+              <w:rPr>
+                <w:rFonts w:ascii="Arial" w:hAnsi="Arial" w:cs="Arial"/>
+                <w:color w:val="000000"/>
+                <w:lang w:val="en-ID"/>
+              </w:rPr>
+              <w:t>nama_barang</w:t>
+            </w:r>
+            <w:proofErr w:type="spellEnd"/>
+            <w:r>
+              <w:rPr>
+                <w:rFonts w:ascii="Arial" w:hAnsi="Arial" w:cs="Arial"/>
+                <w:color w:val="000000"/>
+                <w:lang w:val="en-ID"/>
+              </w:rPr>
+              <w:t>}</w:t>
             </w:r>
           </w:p>
         </w:tc>
@@ -3760,7 +4274,25 @@
                 <w:color w:val="000000"/>
                 <w:lang w:val="en-ID"/>
               </w:rPr>
-              <w:t>{keterangan}</w:t>
+              <w:t>{</w:t>
+            </w:r>
+            <w:proofErr w:type="spellStart"/>
+            <w:r>
+              <w:rPr>
+                <w:rFonts w:ascii="Arial" w:hAnsi="Arial" w:cs="Arial"/>
+                <w:color w:val="000000"/>
+                <w:lang w:val="en-ID"/>
+              </w:rPr>
+              <w:t>keterangan</w:t>
+            </w:r>
+            <w:proofErr w:type="spellEnd"/>
+            <w:r>
+              <w:rPr>
+                <w:rFonts w:ascii="Arial" w:hAnsi="Arial" w:cs="Arial"/>
+                <w:color w:val="000000"/>
+                <w:lang w:val="en-ID"/>
+              </w:rPr>
+              <w:t>}</w:t>
             </w:r>
           </w:p>
         </w:tc>
@@ -3996,7 +4528,55 @@
                 <w:rFonts w:ascii="Arial" w:hAnsi="Arial" w:cs="Arial"/>
                 <w:lang w:val="en-ID"/>
               </w:rPr>
-              <w:t>{tanggal, bulan, tahun}</w:t>
+              <w:t>{</w:t>
+            </w:r>
+            <w:proofErr w:type="spellStart"/>
+            <w:r>
+              <w:rPr>
+                <w:rFonts w:ascii="Arial" w:hAnsi="Arial" w:cs="Arial"/>
+                <w:lang w:val="en-ID"/>
+              </w:rPr>
+              <w:t>tanggal</w:t>
+            </w:r>
+            <w:proofErr w:type="spellEnd"/>
+            <w:r>
+              <w:rPr>
+                <w:rFonts w:ascii="Arial" w:hAnsi="Arial" w:cs="Arial"/>
+                <w:lang w:val="en-ID"/>
+              </w:rPr>
+              <w:t xml:space="preserve">, </w:t>
+            </w:r>
+            <w:proofErr w:type="spellStart"/>
+            <w:r>
+              <w:rPr>
+                <w:rFonts w:ascii="Arial" w:hAnsi="Arial" w:cs="Arial"/>
+                <w:lang w:val="en-ID"/>
+              </w:rPr>
+              <w:t>bulan</w:t>
+            </w:r>
+            <w:proofErr w:type="spellEnd"/>
+            <w:r>
+              <w:rPr>
+                <w:rFonts w:ascii="Arial" w:hAnsi="Arial" w:cs="Arial"/>
+                <w:lang w:val="en-ID"/>
+              </w:rPr>
+              <w:t xml:space="preserve">, </w:t>
+            </w:r>
+            <w:proofErr w:type="spellStart"/>
+            <w:r>
+              <w:rPr>
+                <w:rFonts w:ascii="Arial" w:hAnsi="Arial" w:cs="Arial"/>
+                <w:lang w:val="en-ID"/>
+              </w:rPr>
+              <w:t>tahun</w:t>
+            </w:r>
+            <w:proofErr w:type="spellEnd"/>
+            <w:r>
+              <w:rPr>
+                <w:rFonts w:ascii="Arial" w:hAnsi="Arial" w:cs="Arial"/>
+                <w:lang w:val="en-ID"/>
+              </w:rPr>
+              <w:t>}</w:t>
             </w:r>
           </w:p>
           <w:p>
@@ -4417,7 +4997,43 @@
                                 <w:sz w:val="22"/>
                                 <w:szCs w:val="22"/>
                               </w:rPr>
-                              <w:t xml:space="preserve">Jalan Akses Rusun Marunda Cluster D Blok </w:t>
+                              <w:t xml:space="preserve">Jalan Akses </w:t>
+                            </w:r>
+                            <w:proofErr w:type="spellStart"/>
+                            <w:r>
+                              <w:rPr>
+                                <w:rFonts w:ascii="Arial" w:hAnsi="Arial" w:cs="Arial"/>
+                                <w:sz w:val="22"/>
+                                <w:szCs w:val="22"/>
+                              </w:rPr>
+                              <w:t>Rusun</w:t>
+                            </w:r>
+                            <w:proofErr w:type="spellEnd"/>
+                            <w:r>
+                              <w:rPr>
+                                <w:rFonts w:ascii="Arial" w:hAnsi="Arial" w:cs="Arial"/>
+                                <w:sz w:val="22"/>
+                                <w:szCs w:val="22"/>
+                              </w:rPr>
+                              <w:t xml:space="preserve"> </w:t>
+                            </w:r>
+                            <w:proofErr w:type="spellStart"/>
+                            <w:r>
+                              <w:rPr>
+                                <w:rFonts w:ascii="Arial" w:hAnsi="Arial" w:cs="Arial"/>
+                                <w:sz w:val="22"/>
+                                <w:szCs w:val="22"/>
+                              </w:rPr>
+                              <w:t>Marunda</w:t>
+                            </w:r>
+                            <w:proofErr w:type="spellEnd"/>
+                            <w:r>
+                              <w:rPr>
+                                <w:rFonts w:ascii="Arial" w:hAnsi="Arial" w:cs="Arial"/>
+                                <w:sz w:val="22"/>
+                                <w:szCs w:val="22"/>
+                              </w:rPr>
+                              <w:t xml:space="preserve"> Cluster D Blok </w:t>
                             </w:r>
                             <w:r>
                               <w:rPr>
@@ -4436,6 +5052,7 @@
                               </w:rPr>
                               <w:t xml:space="preserve">Kel. </w:t>
                             </w:r>
+                            <w:proofErr w:type="spellStart"/>
                             <w:r>
                               <w:rPr>
                                 <w:rFonts w:ascii="Arial" w:hAnsi="Arial" w:cs="Arial"/>
@@ -4443,14 +5060,43 @@
                               </w:rPr>
                               <w:t>Marunda</w:t>
                             </w:r>
+                            <w:proofErr w:type="spellEnd"/>
                             <w:r>
                               <w:rPr>
                                 <w:rFonts w:ascii="Arial" w:hAnsi="Arial" w:cs="Arial"/>
                                 <w:sz w:val="22"/>
                                 <w:szCs w:val="22"/>
                               </w:rPr>
-                              <w:t xml:space="preserve"> Kec. Cilincing</w:t>
-                            </w:r>
+                              <w:t xml:space="preserve"> </w:t>
+                            </w:r>
+                            <w:proofErr w:type="spellStart"/>
+                            <w:r>
+                              <w:rPr>
+                                <w:rFonts w:ascii="Arial" w:hAnsi="Arial" w:cs="Arial"/>
+                                <w:sz w:val="22"/>
+                                <w:szCs w:val="22"/>
+                              </w:rPr>
+                              <w:t>Kec</w:t>
+                            </w:r>
+                            <w:proofErr w:type="spellEnd"/>
+                            <w:r>
+                              <w:rPr>
+                                <w:rFonts w:ascii="Arial" w:hAnsi="Arial" w:cs="Arial"/>
+                                <w:sz w:val="22"/>
+                                <w:szCs w:val="22"/>
+                              </w:rPr>
+                              <w:t xml:space="preserve">. </w:t>
+                            </w:r>
+                            <w:proofErr w:type="spellStart"/>
+                            <w:r>
+                              <w:rPr>
+                                <w:rFonts w:ascii="Arial" w:hAnsi="Arial" w:cs="Arial"/>
+                                <w:sz w:val="22"/>
+                                <w:szCs w:val="22"/>
+                              </w:rPr>
+                              <w:t>Cilincing</w:t>
+                            </w:r>
+                            <w:proofErr w:type="spellEnd"/>
                           </w:p>
                           <w:p>
                             <w:pPr>
@@ -4467,8 +5113,27 @@
                                 <w:sz w:val="22"/>
                                 <w:szCs w:val="22"/>
                               </w:rPr>
-                              <w:t xml:space="preserve">Phone &amp; Fax : (021) 22418292 </w:t>
-                            </w:r>
+                              <w:t xml:space="preserve">Phone &amp; </w:t>
+                            </w:r>
+                            <w:proofErr w:type="gramStart"/>
+                            <w:r>
+                              <w:rPr>
+                                <w:rFonts w:ascii="Arial" w:hAnsi="Arial" w:cs="Arial"/>
+                                <w:sz w:val="22"/>
+                                <w:szCs w:val="22"/>
+                              </w:rPr>
+                              <w:t>Fax :</w:t>
+                            </w:r>
+                            <w:proofErr w:type="gramEnd"/>
+                            <w:r>
+                              <w:rPr>
+                                <w:rFonts w:ascii="Arial" w:hAnsi="Arial" w:cs="Arial"/>
+                                <w:sz w:val="22"/>
+                                <w:szCs w:val="22"/>
+                              </w:rPr>
+                              <w:t xml:space="preserve"> (021) 22418292 </w:t>
+                            </w:r>
+                            <w:proofErr w:type="gramStart"/>
                             <w:r>
                               <w:rPr>
                                 <w:rFonts w:ascii="Arial" w:hAnsi="Arial" w:cs="Arial"/>
@@ -4476,7 +5141,17 @@
                                 <w:szCs w:val="22"/>
                                 <w:lang w:val="id-ID"/>
                               </w:rPr>
-                              <w:t>e-mail : uprs</w:t>
+                              <w:t>e-mail :</w:t>
+                            </w:r>
+                            <w:proofErr w:type="gramEnd"/>
+                            <w:r>
+                              <w:rPr>
+                                <w:rFonts w:ascii="Arial" w:hAnsi="Arial" w:cs="Arial"/>
+                                <w:sz w:val="22"/>
+                                <w:szCs w:val="22"/>
+                                <w:lang w:val="id-ID"/>
+                              </w:rPr>
+                              <w:t xml:space="preserve"> uprs</w:t>
                             </w:r>
                             <w:r>
                               <w:rPr>
@@ -4557,7 +5232,7 @@
               </wp:anchor>
             </w:drawing>
           </mc:Choice>
-          <mc:Fallback>
+          <mc:Fallback xmlns:w16cei="http://schemas.microsoft.com/office/word/2026/wordml/cei">
             <w:pict>
               <v:shape w14:anchorId="2AED52B8" id="_x0000_s1032" type="#_x0000_t202" style="position:absolute;left:0;text-align:left;margin-left:62.15pt;margin-top:-24.9pt;width:446.25pt;height:109.5pt;z-index:251665408;visibility:visible;mso-wrap-style:square;mso-width-percent:0;mso-height-percent:0;mso-wrap-distance-left:9pt;mso-wrap-distance-top:0;mso-wrap-distance-right:9pt;mso-wrap-distance-bottom:0;mso-position-horizontal:absolute;mso-position-horizontal-relative:text;mso-position-vertical:absolute;mso-position-vertical-relative:text;mso-width-percent:0;mso-height-percent:0;mso-width-relative:page;mso-height-relative:page;v-text-anchor:top" o:gfxdata="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" filled="f" stroked="f">
                 <v:textbox>
@@ -4931,7 +5606,7 @@
               </wp:anchor>
             </w:drawing>
           </mc:Choice>
-          <mc:Fallback>
+          <mc:Fallback xmlns:w16cei="http://schemas.microsoft.com/office/word/2026/wordml/cei">
             <w:pict>
               <v:shape w14:anchorId="0E06088C" id="_x0000_s1033" type="#_x0000_t202" style="position:absolute;left:0;text-align:left;margin-left:400.25pt;margin-top:5.75pt;width:116.4pt;height:21pt;z-index:251666432;visibility:visible;mso-wrap-style:square;mso-width-percent:0;mso-height-percent:0;mso-wrap-distance-left:9pt;mso-wrap-distance-top:0;mso-wrap-distance-right:9pt;mso-wrap-distance-bottom:0;mso-position-horizontal:absolute;mso-position-horizontal-relative:text;mso-position-vertical:absolute;mso-position-vertical-relative:text;mso-width-percent:0;mso-height-percent:0;mso-width-relative:page;mso-height-relative:page;v-text-anchor:top" o:gfxdata="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" filled="f" stroked="f">
                 <v:textbox>
@@ -5048,7 +5723,7 @@
               </wp:anchor>
             </w:drawing>
           </mc:Choice>
-          <mc:Fallback>
+          <mc:Fallback xmlns:w16cei="http://schemas.microsoft.com/office/word/2026/wordml/cei">
             <w:pict>
               <v:line w14:anchorId="6151D501" id="Line 23" o:spid="_x0000_s1026" style="position:absolute;z-index:251667456;visibility:visible;mso-wrap-style:square;mso-width-percent:0;mso-height-percent:0;mso-wrap-distance-left:9pt;mso-wrap-distance-top:-3e-5mm;mso-wrap-distance-right:9pt;mso-wrap-distance-bottom:-3e-5mm;mso-position-horizontal:absolute;mso-position-horizontal-relative:text;mso-position-vertical:absolute;mso-position-vertical-relative:text;mso-width-percent:0;mso-height-percent:0;mso-width-relative:page;mso-height-relative:page" from="-2.25pt,9.8pt" to="512.65pt,9.8pt" o:gfxdata="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" strokeweight="3pt"/>
             </w:pict>
@@ -5388,12 +6063,21 @@
         </w:rPr>
         <w:t>{</w:t>
       </w:r>
-      <w:r>
-        <w:rPr>
-          <w:rFonts w:ascii="Arial" w:hAnsi="Arial" w:cs="Arial"/>
-          <w:lang w:val="en-ID"/>
-        </w:rPr>
-        <w:t>nip_admin}</w:t>
+      <w:proofErr w:type="spellStart"/>
+      <w:r>
+        <w:rPr>
+          <w:rFonts w:ascii="Arial" w:hAnsi="Arial" w:cs="Arial"/>
+          <w:lang w:val="en-ID"/>
+        </w:rPr>
+        <w:t>nip_admin</w:t>
+      </w:r>
+      <w:proofErr w:type="spellEnd"/>
+      <w:r>
+        <w:rPr>
+          <w:rFonts w:ascii="Arial" w:hAnsi="Arial" w:cs="Arial"/>
+          <w:lang w:val="en-ID"/>
+        </w:rPr>
+        <w:t>}</w:t>
       </w:r>
     </w:p>
     <w:p>
@@ -5417,6 +6101,7 @@
         </w:rPr>
         <w:tab/>
       </w:r>
+      <w:proofErr w:type="spellStart"/>
       <w:r>
         <w:rPr>
           <w:rFonts w:ascii="Arial" w:hAnsi="Arial" w:cs="Arial"/>
@@ -5424,6 +6109,7 @@
         </w:rPr>
         <w:t>Jabatan</w:t>
       </w:r>
+      <w:proofErr w:type="spellEnd"/>
       <w:r>
         <w:rPr>
           <w:rFonts w:ascii="Arial" w:hAnsi="Arial" w:cs="Arial"/>
@@ -5438,8 +6124,32 @@
           <w:lang w:val="en-ID"/>
         </w:rPr>
         <w:tab/>
-        <w:t>Pengurus Barang Pembantu</w:t>
-      </w:r>
+      </w:r>
+      <w:proofErr w:type="spellStart"/>
+      <w:r>
+        <w:rPr>
+          <w:rFonts w:ascii="Arial" w:hAnsi="Arial" w:cs="Arial"/>
+          <w:lang w:val="en-ID"/>
+        </w:rPr>
+        <w:t>Pengurus</w:t>
+      </w:r>
+      <w:proofErr w:type="spellEnd"/>
+      <w:r>
+        <w:rPr>
+          <w:rFonts w:ascii="Arial" w:hAnsi="Arial" w:cs="Arial"/>
+          <w:lang w:val="en-ID"/>
+        </w:rPr>
+        <w:t xml:space="preserve"> Barang </w:t>
+      </w:r>
+      <w:proofErr w:type="spellStart"/>
+      <w:r>
+        <w:rPr>
+          <w:rFonts w:ascii="Arial" w:hAnsi="Arial" w:cs="Arial"/>
+          <w:lang w:val="en-ID"/>
+        </w:rPr>
+        <w:t>Pembantu</w:t>
+      </w:r>
+      <w:proofErr w:type="spellEnd"/>
     </w:p>
     <w:p>
       <w:pPr>
@@ -5461,8 +6171,17 @@
           <w:lang w:val="en-ID"/>
         </w:rPr>
         <w:tab/>
-        <w:t>Unit Kerja</w:t>
-      </w:r>
+        <w:t xml:space="preserve">Unit </w:t>
+      </w:r>
+      <w:proofErr w:type="spellStart"/>
+      <w:r>
+        <w:rPr>
+          <w:rFonts w:ascii="Arial" w:hAnsi="Arial" w:cs="Arial"/>
+          <w:lang w:val="en-ID"/>
+        </w:rPr>
+        <w:t>Kerja</w:t>
+      </w:r>
+      <w:proofErr w:type="spellEnd"/>
       <w:r>
         <w:rPr>
           <w:rFonts w:ascii="Arial" w:hAnsi="Arial" w:cs="Arial"/>
@@ -5477,21 +6196,101 @@
           <w:lang w:val="en-ID"/>
         </w:rPr>
         <w:tab/>
-        <w:t xml:space="preserve">Unit Pengelola </w:t>
-      </w:r>
-      <w:r>
-        <w:rPr>
-          <w:rFonts w:ascii="Arial" w:hAnsi="Arial" w:cs="Arial"/>
-          <w:lang w:val="en-ID"/>
-        </w:rPr>
-        <w:t>Rumah Susun II</w:t>
-      </w:r>
-      <w:r>
-        <w:rPr>
-          <w:rFonts w:ascii="Arial" w:hAnsi="Arial" w:cs="Arial"/>
-          <w:lang w:val="en-ID"/>
-        </w:rPr>
-        <w:t xml:space="preserve"> Dinas Perumahan Rakyat dan Kawasan Permukiman Provinsi DKI Jakarta</w:t>
+        <w:t xml:space="preserve">Unit </w:t>
+      </w:r>
+      <w:proofErr w:type="spellStart"/>
+      <w:r>
+        <w:rPr>
+          <w:rFonts w:ascii="Arial" w:hAnsi="Arial" w:cs="Arial"/>
+          <w:lang w:val="en-ID"/>
+        </w:rPr>
+        <w:t>Pengelola</w:t>
+      </w:r>
+      <w:proofErr w:type="spellEnd"/>
+      <w:r>
+        <w:rPr>
+          <w:rFonts w:ascii="Arial" w:hAnsi="Arial" w:cs="Arial"/>
+          <w:lang w:val="en-ID"/>
+        </w:rPr>
+        <w:t xml:space="preserve"> </w:t>
+      </w:r>
+      <w:r>
+        <w:rPr>
+          <w:rFonts w:ascii="Arial" w:hAnsi="Arial" w:cs="Arial"/>
+          <w:lang w:val="en-ID"/>
+        </w:rPr>
+        <w:t xml:space="preserve">Rumah </w:t>
+      </w:r>
+      <w:proofErr w:type="spellStart"/>
+      <w:r>
+        <w:rPr>
+          <w:rFonts w:ascii="Arial" w:hAnsi="Arial" w:cs="Arial"/>
+          <w:lang w:val="en-ID"/>
+        </w:rPr>
+        <w:t>Susun</w:t>
+      </w:r>
+      <w:proofErr w:type="spellEnd"/>
+      <w:r>
+        <w:rPr>
+          <w:rFonts w:ascii="Arial" w:hAnsi="Arial" w:cs="Arial"/>
+          <w:lang w:val="en-ID"/>
+        </w:rPr>
+        <w:t xml:space="preserve"> II</w:t>
+      </w:r>
+      <w:r>
+        <w:rPr>
+          <w:rFonts w:ascii="Arial" w:hAnsi="Arial" w:cs="Arial"/>
+          <w:lang w:val="en-ID"/>
+        </w:rPr>
+        <w:t xml:space="preserve"> Dinas </w:t>
+      </w:r>
+      <w:proofErr w:type="spellStart"/>
+      <w:r>
+        <w:rPr>
+          <w:rFonts w:ascii="Arial" w:hAnsi="Arial" w:cs="Arial"/>
+          <w:lang w:val="en-ID"/>
+        </w:rPr>
+        <w:t>Perumahan</w:t>
+      </w:r>
+      <w:proofErr w:type="spellEnd"/>
+      <w:r>
+        <w:rPr>
+          <w:rFonts w:ascii="Arial" w:hAnsi="Arial" w:cs="Arial"/>
+          <w:lang w:val="en-ID"/>
+        </w:rPr>
+        <w:t xml:space="preserve"> Rakyat dan Kawasan </w:t>
+      </w:r>
+      <w:proofErr w:type="spellStart"/>
+      <w:r>
+        <w:rPr>
+          <w:rFonts w:ascii="Arial" w:hAnsi="Arial" w:cs="Arial"/>
+          <w:lang w:val="en-ID"/>
+        </w:rPr>
+        <w:t>Permukiman</w:t>
+      </w:r>
+      <w:proofErr w:type="spellEnd"/>
+      <w:r>
+        <w:rPr>
+          <w:rFonts w:ascii="Arial" w:hAnsi="Arial" w:cs="Arial"/>
+          <w:lang w:val="en-ID"/>
+        </w:rPr>
+        <w:t xml:space="preserve"> </w:t>
+      </w:r>
+      <w:proofErr w:type="spellStart"/>
+      <w:r>
+        <w:rPr>
+          <w:rFonts w:ascii="Arial" w:hAnsi="Arial" w:cs="Arial"/>
+          <w:lang w:val="en-ID"/>
+        </w:rPr>
+        <w:t>Provinsi</w:t>
+      </w:r>
+      <w:proofErr w:type="spellEnd"/>
+      <w:r>
+        <w:rPr>
+          <w:rFonts w:ascii="Arial" w:hAnsi="Arial" w:cs="Arial"/>
+          <w:lang w:val="en-ID"/>
+        </w:rPr>
+        <w:t xml:space="preserve"> DKI Jakarta</w:t>
       </w:r>
     </w:p>
     <w:p>
@@ -5515,8 +6314,64 @@
           <w:lang w:val="en-ID"/>
         </w:rPr>
         <w:tab/>
-        <w:t>Dalam hal ini disebu</w:t>
-      </w:r>
+      </w:r>
+      <w:proofErr w:type="spellStart"/>
+      <w:r>
+        <w:rPr>
+          <w:rFonts w:ascii="Arial" w:hAnsi="Arial" w:cs="Arial"/>
+          <w:lang w:val="en-ID"/>
+        </w:rPr>
+        <w:t>Dalam</w:t>
+      </w:r>
+      <w:proofErr w:type="spellEnd"/>
+      <w:r>
+        <w:rPr>
+          <w:rFonts w:ascii="Arial" w:hAnsi="Arial" w:cs="Arial"/>
+          <w:lang w:val="en-ID"/>
+        </w:rPr>
+        <w:t xml:space="preserve"> </w:t>
+      </w:r>
+      <w:proofErr w:type="spellStart"/>
+      <w:r>
+        <w:rPr>
+          <w:rFonts w:ascii="Arial" w:hAnsi="Arial" w:cs="Arial"/>
+          <w:lang w:val="en-ID"/>
+        </w:rPr>
+        <w:t>hal</w:t>
+      </w:r>
+      <w:proofErr w:type="spellEnd"/>
+      <w:r>
+        <w:rPr>
+          <w:rFonts w:ascii="Arial" w:hAnsi="Arial" w:cs="Arial"/>
+          <w:lang w:val="en-ID"/>
+        </w:rPr>
+        <w:t xml:space="preserve"> </w:t>
+      </w:r>
+      <w:proofErr w:type="spellStart"/>
+      <w:r>
+        <w:rPr>
+          <w:rFonts w:ascii="Arial" w:hAnsi="Arial" w:cs="Arial"/>
+          <w:lang w:val="en-ID"/>
+        </w:rPr>
+        <w:t>ini</w:t>
+      </w:r>
+      <w:proofErr w:type="spellEnd"/>
+      <w:r>
+        <w:rPr>
+          <w:rFonts w:ascii="Arial" w:hAnsi="Arial" w:cs="Arial"/>
+          <w:lang w:val="en-ID"/>
+        </w:rPr>
+        <w:t xml:space="preserve"> </w:t>
+      </w:r>
+      <w:proofErr w:type="spellStart"/>
+      <w:r>
+        <w:rPr>
+          <w:rFonts w:ascii="Arial" w:hAnsi="Arial" w:cs="Arial"/>
+          <w:lang w:val="en-ID"/>
+        </w:rPr>
+        <w:t>disebu</w:t>
+      </w:r>
+      <w:proofErr w:type="spellEnd"/>
       <w:r>
         <w:rPr>
           <w:rFonts w:ascii="Arial" w:hAnsi="Arial" w:cs="Arial"/>
@@ -5590,7 +6445,23 @@
           <w:rFonts w:ascii="Arial" w:hAnsi="Arial" w:cs="Arial"/>
           <w:lang w:val="en-ID"/>
         </w:rPr>
-        <w:t>{nama_pemohon}</w:t>
+        <w:t>{</w:t>
+      </w:r>
+      <w:proofErr w:type="spellStart"/>
+      <w:r>
+        <w:rPr>
+          <w:rFonts w:ascii="Arial" w:hAnsi="Arial" w:cs="Arial"/>
+          <w:lang w:val="en-ID"/>
+        </w:rPr>
+        <w:t>nama_pemohon</w:t>
+      </w:r>
+      <w:proofErr w:type="spellEnd"/>
+      <w:r>
+        <w:rPr>
+          <w:rFonts w:ascii="Arial" w:hAnsi="Arial" w:cs="Arial"/>
+          <w:lang w:val="en-ID"/>
+        </w:rPr>
+        <w:t>}</w:t>
       </w:r>
     </w:p>
     <w:p>
@@ -5613,8 +6484,16 @@
           <w:lang w:val="en-ID"/>
         </w:rPr>
         <w:tab/>
+      </w:r>
+      <w:proofErr w:type="spellStart"/>
+      <w:r>
+        <w:rPr>
+          <w:rFonts w:ascii="Arial" w:hAnsi="Arial" w:cs="Arial"/>
+          <w:lang w:val="en-ID"/>
+        </w:rPr>
         <w:t>Jabatan</w:t>
       </w:r>
+      <w:proofErr w:type="spellEnd"/>
       <w:r>
         <w:rPr>
           <w:rFonts w:ascii="Arial" w:hAnsi="Arial" w:cs="Arial"/>
@@ -5637,6 +6516,7 @@
         </w:rPr>
         <w:t>{</w:t>
       </w:r>
+      <w:proofErr w:type="spellStart"/>
       <w:r>
         <w:rPr>
           <w:rFonts w:ascii="Arial" w:hAnsi="Arial" w:cs="Arial"/>
@@ -5656,7 +6536,15 @@
           <w:rFonts w:ascii="Arial" w:hAnsi="Arial" w:cs="Arial"/>
           <w:lang w:val="en-ID"/>
         </w:rPr>
-        <w:t>pemohon}</w:t>
+        <w:t>pemohon</w:t>
+      </w:r>
+      <w:proofErr w:type="spellEnd"/>
+      <w:r>
+        <w:rPr>
+          <w:rFonts w:ascii="Arial" w:hAnsi="Arial" w:cs="Arial"/>
+          <w:lang w:val="en-ID"/>
+        </w:rPr>
+        <w:t>}</w:t>
       </w:r>
     </w:p>
     <w:p>
@@ -5679,8 +6567,17 @@
           <w:lang w:val="en-ID"/>
         </w:rPr>
         <w:tab/>
-        <w:t>Unit Kerja</w:t>
-      </w:r>
+        <w:t xml:space="preserve">Unit </w:t>
+      </w:r>
+      <w:proofErr w:type="spellStart"/>
+      <w:r>
+        <w:rPr>
+          <w:rFonts w:ascii="Arial" w:hAnsi="Arial" w:cs="Arial"/>
+          <w:lang w:val="en-ID"/>
+        </w:rPr>
+        <w:t>Kerja</w:t>
+      </w:r>
+      <w:proofErr w:type="spellEnd"/>
       <w:r>
         <w:rPr>
           <w:rFonts w:ascii="Arial" w:hAnsi="Arial" w:cs="Arial"/>
@@ -5701,21 +6598,101 @@
           <w:rFonts w:ascii="Arial" w:hAnsi="Arial" w:cs="Arial"/>
           <w:lang w:val="en-ID"/>
         </w:rPr>
-        <w:t xml:space="preserve">Unit Pengelola </w:t>
-      </w:r>
-      <w:r>
-        <w:rPr>
-          <w:rFonts w:ascii="Arial" w:hAnsi="Arial" w:cs="Arial"/>
-          <w:lang w:val="en-ID"/>
-        </w:rPr>
-        <w:t>Rumah Susun II</w:t>
-      </w:r>
-      <w:r>
-        <w:rPr>
-          <w:rFonts w:ascii="Arial" w:hAnsi="Arial" w:cs="Arial"/>
-          <w:lang w:val="en-ID"/>
-        </w:rPr>
-        <w:t xml:space="preserve"> Dinas Perumahan Rakyat dan Kawasan Permukiman Provinsi DKI Jakarta</w:t>
+        <w:t xml:space="preserve">Unit </w:t>
+      </w:r>
+      <w:proofErr w:type="spellStart"/>
+      <w:r>
+        <w:rPr>
+          <w:rFonts w:ascii="Arial" w:hAnsi="Arial" w:cs="Arial"/>
+          <w:lang w:val="en-ID"/>
+        </w:rPr>
+        <w:t>Pengelola</w:t>
+      </w:r>
+      <w:proofErr w:type="spellEnd"/>
+      <w:r>
+        <w:rPr>
+          <w:rFonts w:ascii="Arial" w:hAnsi="Arial" w:cs="Arial"/>
+          <w:lang w:val="en-ID"/>
+        </w:rPr>
+        <w:t xml:space="preserve"> </w:t>
+      </w:r>
+      <w:r>
+        <w:rPr>
+          <w:rFonts w:ascii="Arial" w:hAnsi="Arial" w:cs="Arial"/>
+          <w:lang w:val="en-ID"/>
+        </w:rPr>
+        <w:t xml:space="preserve">Rumah </w:t>
+      </w:r>
+      <w:proofErr w:type="spellStart"/>
+      <w:r>
+        <w:rPr>
+          <w:rFonts w:ascii="Arial" w:hAnsi="Arial" w:cs="Arial"/>
+          <w:lang w:val="en-ID"/>
+        </w:rPr>
+        <w:t>Susun</w:t>
+      </w:r>
+      <w:proofErr w:type="spellEnd"/>
+      <w:r>
+        <w:rPr>
+          <w:rFonts w:ascii="Arial" w:hAnsi="Arial" w:cs="Arial"/>
+          <w:lang w:val="en-ID"/>
+        </w:rPr>
+        <w:t xml:space="preserve"> II</w:t>
+      </w:r>
+      <w:r>
+        <w:rPr>
+          <w:rFonts w:ascii="Arial" w:hAnsi="Arial" w:cs="Arial"/>
+          <w:lang w:val="en-ID"/>
+        </w:rPr>
+        <w:t xml:space="preserve"> Dinas </w:t>
+      </w:r>
+      <w:proofErr w:type="spellStart"/>
+      <w:r>
+        <w:rPr>
+          <w:rFonts w:ascii="Arial" w:hAnsi="Arial" w:cs="Arial"/>
+          <w:lang w:val="en-ID"/>
+        </w:rPr>
+        <w:t>Perumahan</w:t>
+      </w:r>
+      <w:proofErr w:type="spellEnd"/>
+      <w:r>
+        <w:rPr>
+          <w:rFonts w:ascii="Arial" w:hAnsi="Arial" w:cs="Arial"/>
+          <w:lang w:val="en-ID"/>
+        </w:rPr>
+        <w:t xml:space="preserve"> Rakyat dan Kawasan </w:t>
+      </w:r>
+      <w:proofErr w:type="spellStart"/>
+      <w:r>
+        <w:rPr>
+          <w:rFonts w:ascii="Arial" w:hAnsi="Arial" w:cs="Arial"/>
+          <w:lang w:val="en-ID"/>
+        </w:rPr>
+        <w:t>Permukiman</w:t>
+      </w:r>
+      <w:proofErr w:type="spellEnd"/>
+      <w:r>
+        <w:rPr>
+          <w:rFonts w:ascii="Arial" w:hAnsi="Arial" w:cs="Arial"/>
+          <w:lang w:val="en-ID"/>
+        </w:rPr>
+        <w:t xml:space="preserve"> </w:t>
+      </w:r>
+      <w:proofErr w:type="spellStart"/>
+      <w:r>
+        <w:rPr>
+          <w:rFonts w:ascii="Arial" w:hAnsi="Arial" w:cs="Arial"/>
+          <w:lang w:val="en-ID"/>
+        </w:rPr>
+        <w:t>Provinsi</w:t>
+      </w:r>
+      <w:proofErr w:type="spellEnd"/>
+      <w:r>
+        <w:rPr>
+          <w:rFonts w:ascii="Arial" w:hAnsi="Arial" w:cs="Arial"/>
+          <w:lang w:val="en-ID"/>
+        </w:rPr>
+        <w:t xml:space="preserve"> DKI Jakarta</w:t>
       </w:r>
     </w:p>
     <w:p>
@@ -5859,6 +6836,7 @@
                 <w:color w:val="000000"/>
               </w:rPr>
             </w:pPr>
+            <w:proofErr w:type="spellStart"/>
             <w:r>
               <w:rPr>
                 <w:rFonts w:ascii="Arial" w:hAnsi="Arial" w:cs="Arial"/>
@@ -5866,7 +6844,17 @@
                 <w:bCs/>
                 <w:color w:val="000000"/>
               </w:rPr>
-              <w:t>Uraian Nama Barang</w:t>
+              <w:t>Uraian</w:t>
+            </w:r>
+            <w:proofErr w:type="spellEnd"/>
+            <w:r>
+              <w:rPr>
+                <w:rFonts w:ascii="Arial" w:hAnsi="Arial" w:cs="Arial"/>
+                <w:b/>
+                <w:bCs/>
+                <w:color w:val="000000"/>
+              </w:rPr>
+              <w:t xml:space="preserve"> Nama Barang</w:t>
             </w:r>
           </w:p>
         </w:tc>
@@ -5892,6 +6880,7 @@
                 <w:color w:val="000000"/>
               </w:rPr>
             </w:pPr>
+            <w:proofErr w:type="spellStart"/>
             <w:r>
               <w:rPr>
                 <w:rFonts w:ascii="Arial" w:hAnsi="Arial" w:cs="Arial"/>
@@ -5899,7 +6888,37 @@
                 <w:bCs/>
                 <w:color w:val="000000"/>
               </w:rPr>
-              <w:t xml:space="preserve">Jumlah Permintaan </w:t>
+              <w:t>Jumlah</w:t>
+            </w:r>
+            <w:proofErr w:type="spellEnd"/>
+            <w:r>
+              <w:rPr>
+                <w:rFonts w:ascii="Arial" w:hAnsi="Arial" w:cs="Arial"/>
+                <w:b/>
+                <w:bCs/>
+                <w:color w:val="000000"/>
+              </w:rPr>
+              <w:t xml:space="preserve"> </w:t>
+            </w:r>
+            <w:proofErr w:type="spellStart"/>
+            <w:r>
+              <w:rPr>
+                <w:rFonts w:ascii="Arial" w:hAnsi="Arial" w:cs="Arial"/>
+                <w:b/>
+                <w:bCs/>
+                <w:color w:val="000000"/>
+              </w:rPr>
+              <w:t>Permintaan</w:t>
+            </w:r>
+            <w:proofErr w:type="spellEnd"/>
+            <w:r>
+              <w:rPr>
+                <w:rFonts w:ascii="Arial" w:hAnsi="Arial" w:cs="Arial"/>
+                <w:b/>
+                <w:bCs/>
+                <w:color w:val="000000"/>
+              </w:rPr>
+              <w:t xml:space="preserve"> </w:t>
             </w:r>
           </w:p>
         </w:tc>
@@ -5926,6 +6945,7 @@
                 <w:color w:val="000000"/>
               </w:rPr>
             </w:pPr>
+            <w:proofErr w:type="spellStart"/>
             <w:r>
               <w:rPr>
                 <w:rFonts w:ascii="Arial" w:hAnsi="Arial" w:cs="Arial"/>
@@ -5933,7 +6953,17 @@
                 <w:bCs/>
                 <w:color w:val="000000"/>
               </w:rPr>
-              <w:t xml:space="preserve">Keterangan </w:t>
+              <w:t>Keterangan</w:t>
+            </w:r>
+            <w:proofErr w:type="spellEnd"/>
+            <w:r>
+              <w:rPr>
+                <w:rFonts w:ascii="Arial" w:hAnsi="Arial" w:cs="Arial"/>
+                <w:b/>
+                <w:bCs/>
+                <w:color w:val="000000"/>
+              </w:rPr>
+              <w:t xml:space="preserve"> </w:t>
             </w:r>
           </w:p>
         </w:tc>
@@ -5998,7 +7028,25 @@
                 <w:color w:val="000000"/>
                 <w:lang w:val="en-ID"/>
               </w:rPr>
-              <w:t>{nama_barang}</w:t>
+              <w:t>{</w:t>
+            </w:r>
+            <w:proofErr w:type="spellStart"/>
+            <w:r>
+              <w:rPr>
+                <w:rFonts w:ascii="Arial" w:hAnsi="Arial" w:cs="Arial"/>
+                <w:color w:val="000000"/>
+                <w:lang w:val="en-ID"/>
+              </w:rPr>
+              <w:t>nama_barang</w:t>
+            </w:r>
+            <w:proofErr w:type="spellEnd"/>
+            <w:r>
+              <w:rPr>
+                <w:rFonts w:ascii="Arial" w:hAnsi="Arial" w:cs="Arial"/>
+                <w:color w:val="000000"/>
+                <w:lang w:val="en-ID"/>
+              </w:rPr>
+              <w:t>}</w:t>
             </w:r>
           </w:p>
         </w:tc>
@@ -6060,7 +7108,25 @@
                 <w:color w:val="000000"/>
                 <w:lang w:val="en-ID"/>
               </w:rPr>
-              <w:t>{keterangan}</w:t>
+              <w:t>{</w:t>
+            </w:r>
+            <w:proofErr w:type="spellStart"/>
+            <w:r>
+              <w:rPr>
+                <w:rFonts w:ascii="Arial" w:hAnsi="Arial" w:cs="Arial"/>
+                <w:color w:val="000000"/>
+                <w:lang w:val="en-ID"/>
+              </w:rPr>
+              <w:t>keterangan</w:t>
+            </w:r>
+            <w:proofErr w:type="spellEnd"/>
+            <w:r>
+              <w:rPr>
+                <w:rFonts w:ascii="Arial" w:hAnsi="Arial" w:cs="Arial"/>
+                <w:color w:val="000000"/>
+                <w:lang w:val="en-ID"/>
+              </w:rPr>
+              <w:t>}</w:t>
             </w:r>
           </w:p>
         </w:tc>
@@ -6124,7 +7190,25 @@
                 <w:color w:val="000000"/>
                 <w:lang w:val="en-ID"/>
               </w:rPr>
-              <w:t>{nama_barang}</w:t>
+              <w:t>{</w:t>
+            </w:r>
+            <w:proofErr w:type="spellStart"/>
+            <w:r>
+              <w:rPr>
+                <w:rFonts w:ascii="Arial" w:hAnsi="Arial" w:cs="Arial"/>
+                <w:color w:val="000000"/>
+                <w:lang w:val="en-ID"/>
+              </w:rPr>
+              <w:t>nama_barang</w:t>
+            </w:r>
+            <w:proofErr w:type="spellEnd"/>
+            <w:r>
+              <w:rPr>
+                <w:rFonts w:ascii="Arial" w:hAnsi="Arial" w:cs="Arial"/>
+                <w:color w:val="000000"/>
+                <w:lang w:val="en-ID"/>
+              </w:rPr>
+              <w:t>}</w:t>
             </w:r>
           </w:p>
         </w:tc>
@@ -6181,7 +7265,25 @@
                 <w:color w:val="000000"/>
                 <w:lang w:val="en-ID"/>
               </w:rPr>
-              <w:t>{keterangan}</w:t>
+              <w:t>{</w:t>
+            </w:r>
+            <w:proofErr w:type="spellStart"/>
+            <w:r>
+              <w:rPr>
+                <w:rFonts w:ascii="Arial" w:hAnsi="Arial" w:cs="Arial"/>
+                <w:color w:val="000000"/>
+                <w:lang w:val="en-ID"/>
+              </w:rPr>
+              <w:t>keterangan</w:t>
+            </w:r>
+            <w:proofErr w:type="spellEnd"/>
+            <w:r>
+              <w:rPr>
+                <w:rFonts w:ascii="Arial" w:hAnsi="Arial" w:cs="Arial"/>
+                <w:color w:val="000000"/>
+                <w:lang w:val="en-ID"/>
+              </w:rPr>
+              <w:t>}</w:t>
             </w:r>
           </w:p>
         </w:tc>
@@ -6458,7 +7560,23 @@
                 <w:rFonts w:ascii="Arial" w:hAnsi="Arial" w:cs="Arial"/>
                 <w:lang w:val="en-ID"/>
               </w:rPr>
-              <w:t>{nama_pemohon}</w:t>
+              <w:t>{</w:t>
+            </w:r>
+            <w:proofErr w:type="spellStart"/>
+            <w:r>
+              <w:rPr>
+                <w:rFonts w:ascii="Arial" w:hAnsi="Arial" w:cs="Arial"/>
+                <w:lang w:val="en-ID"/>
+              </w:rPr>
+              <w:t>nama_pemohon</w:t>
+            </w:r>
+            <w:proofErr w:type="spellEnd"/>
+            <w:r>
+              <w:rPr>
+                <w:rFonts w:ascii="Arial" w:hAnsi="Arial" w:cs="Arial"/>
+                <w:lang w:val="en-ID"/>
+              </w:rPr>
+              <w:t>}</w:t>
             </w:r>
             <w:r>
               <w:rPr>
@@ -6598,14 +7716,30 @@
                 <w:rFonts w:ascii="Arial" w:hAnsi="Arial" w:cs="Arial"/>
                 <w:lang w:val="en-ID"/>
               </w:rPr>
-              <w:t>{nip</w:t>
-            </w:r>
+              <w:t>{</w:t>
+            </w:r>
+            <w:proofErr w:type="spellStart"/>
             <w:r>
               <w:rPr>
                 <w:rFonts w:ascii="Arial" w:hAnsi="Arial" w:cs="Arial"/>
                 <w:lang w:val="en-ID"/>
               </w:rPr>
-              <w:t>_admin}</w:t>
+              <w:t>nip</w:t>
+            </w:r>
+            <w:r>
+              <w:rPr>
+                <w:rFonts w:ascii="Arial" w:hAnsi="Arial" w:cs="Arial"/>
+                <w:lang w:val="en-ID"/>
+              </w:rPr>
+              <w:t>_admin</w:t>
+            </w:r>
+            <w:proofErr w:type="spellEnd"/>
+            <w:r>
+              <w:rPr>
+                <w:rFonts w:ascii="Arial" w:hAnsi="Arial" w:cs="Arial"/>
+                <w:lang w:val="en-ID"/>
+              </w:rPr>
+              <w:t>}</w:t>
             </w:r>
           </w:p>
         </w:tc>
@@ -6748,12 +7882,21 @@
                 <w:lang w:val="en-ID"/>
               </w:rPr>
             </w:pPr>
+            <w:proofErr w:type="spellStart"/>
             <w:r>
               <w:rPr>
                 <w:rFonts w:ascii="Arial" w:hAnsi="Arial" w:cs="Arial"/>
                 <w:lang w:val="en-ID"/>
               </w:rPr>
-              <w:t>Haposan Sinaga</w:t>
+              <w:t>Haposan</w:t>
+            </w:r>
+            <w:proofErr w:type="spellEnd"/>
+            <w:r>
+              <w:rPr>
+                <w:rFonts w:ascii="Arial" w:hAnsi="Arial" w:cs="Arial"/>
+                <w:lang w:val="en-ID"/>
+              </w:rPr>
+              <w:t xml:space="preserve"> Sinaga</w:t>
             </w:r>
           </w:p>
           <w:p>
